--- a/descargas/primaria-1-3/word/PRESENTE_primaria-1-3_semana4.docx
+++ b/descargas/primaria-1-3/word/PRESENTE_primaria-1-3_semana4.docx
@@ -126,7 +126,7 @@
       </w:r>
       <w:r>
         <w:rPr/>
-        <w:t xml:space="preserve">dos propuestas; cada clase elige una:</w:t>
+        <w:t xml:space="preserve">igual en los dos modelos (ver la pestaña «Símbolo»):</w:t>
       </w:r>
     </w:p>
     <w:p>
@@ -143,32 +143,11 @@
           <w:bCs/>
           <w:color w:val="9A7400"/>
         </w:rPr>
-        <w:t xml:space="preserve">Caja cúbica (propuestas A y B): </w:t>
-      </w:r>
-      <w:r>
-        <w:rPr/>
-        <w:t xml:space="preserve"> plantilla 4: la tarjeta «Para: ti · De: Dios» se cuelga del lazo.</w:t>
-      </w:r>
-    </w:p>
-    <w:p>
-      <w:pPr>
-        <w:pStyle w:val="Lista"/>
-        <w:numPr>
-          <w:ilvl w:val="0"/>
-          <w:numId w:val="1"/>
-        </w:numPr>
-      </w:pPr>
-      <w:r>
-        <w:rPr>
-          <w:b/>
-          <w:bCs/>
-          <w:color w:val="9A7400"/>
-        </w:rPr>
-        <w:t xml:space="preserve">Caja abatible (propuesta C): </w:t>
-      </w:r>
-      <w:r>
-        <w:rPr/>
-        <w:t xml:space="preserve"> la tarjeta de la lámina 2 se ata al lazo; por detrás, la clase escribe sus compromisos para Navidad.</w:t>
+        <w:t xml:space="preserve">En los dos modelos: </w:t>
+      </w:r>
+      <w:r>
+        <w:rPr/>
+        <w:t xml:space="preserve"> plantilla 4: cada alumno escribe en su tarjeta su nombre («¡Presente!») y, por detrás, su compromiso, y la deja dentro de la caja. Se vuelve a cerrar.</w:t>
       </w:r>
     </w:p>
     <w:p>
@@ -240,7 +219,7 @@
       </w:pPr>
       <w:r>
         <w:rPr/>
-        <w:t xml:space="preserve">«Ayer encendimos la cuarta vela. A la caja le falta la última pieza: la tarjeta». Se cuelga la tarjeta grande de la plantilla 4 y se lee: «Para: ti. De: Dios». «¡El regalo tiene destinatario: cada uno de nosotros!».</w:t>
+        <w:t xml:space="preserve">«Ayer encendimos la cuarta vela. ¿Qué pone detrás de nuestra señal?». Se gira el símbolo y se lee: «Para: ti. De: Dios». «¡El regalo tiene destinatario: cada uno de nosotros!».</w:t>
       </w:r>
     </w:p>
     <w:p>
@@ -524,7 +503,7 @@
       </w:pPr>
       <w:r>
         <w:rPr/>
-        <w:t xml:space="preserve">«He aquí» quiere decir «aquí estoy». María no dijo «luego» ni «ya veré»: dijo «aquí estoy». Es como contestar «¡Presente!» al pasar lista, pero con toda la vida. Hoy la profe pasa lista y cada uno responde «¡Aquí estoy!». Si se usan, se reparten las tarjetas pequeñas de la plantilla 4 para que cada uno escriba su nombre en «Para».</w:t>
+        <w:t xml:space="preserve">«He aquí» quiere decir «aquí estoy». María no dijo «luego» ni «ya veré»: dijo «aquí estoy». Es como contestar «¡Presente!» al pasar lista, pero con toda la vida. Hoy la profe pasa lista y cada uno responde «¡Aquí estoy!». Después se reparten las tarjetas de la plantilla 4: cada uno escribe su nombre delante y, detrás, su compromiso, y la deja dentro de la caja diciendo «¡Presente!».</w:t>
       </w:r>
     </w:p>
     <w:p>
@@ -751,7 +730,7 @@
       </w:hyperlink>
       <w:r>
         <w:rPr/>
-        <w:t xml:space="preserve">. Después miramos la caja terminada: la caja, el papel, el lazo y la tarjeta. Solo falta abrirla en la celebración de Navidad.</w:t>
+        <w:t xml:space="preserve">. Después miramos la caja terminada: cerrada, con su señal y, dentro, nuestros nombres. Solo falta abrirla en la celebración de Navidad.</w:t>
       </w:r>
     </w:p>
     <w:p>

--- a/descargas/primaria-1-3/word/PRESENTE_primaria-1-3_semana4.docx
+++ b/descargas/primaria-1-3/word/PRESENTE_primaria-1-3_semana4.docx
@@ -241,7 +241,7 @@
       </w:pPr>
       <w:r>
         <w:rPr/>
-        <w:t xml:space="preserve">Leemos </w:t>
+        <w:t xml:space="preserve">Comentamos lo que sucede en </w:t>
       </w:r>
       <w:hyperlink r:id="rIdL2" w:history="1">
         <w:r>
@@ -800,7 +800,7 @@
       </w:pPr>
       <w:r>
         <w:rPr/>
-        <w:t xml:space="preserve">«Gracias, Jesús, por venir a estar con nosotros. Bendice a nuestras familias y a los que lo pasan mal en esta Navidad. ¡Feliz Navidad!». Padrenuestro.</w:t>
+        <w:t xml:space="preserve">«Gracias, Jesús, por venir a estar con nosotros. Bendice a nuestras familias y a los que lo pasan mal en esta Navidad. ¡Feliz Navidad!».</w:t>
       </w:r>
     </w:p>
     <w:p>
